--- a/gates/design/VLMS_GLOS.docx
+++ b/gates/design/VLMS_GLOS.docx
@@ -717,9 +717,8 @@
         <w:rPr>
           <w:rFonts w:ascii="Arial" w:hAnsi="Arial"/>
           <w:b w:val="0"/>
-          <w:i/>
-          <w:color w:val="6B7280"/>
-          <w:sz w:val="20"/>
+          <w:i w:val="0"/>
+          <w:sz w:val="22"/>
         </w:rPr>
         <w:t>The terminology authority for the corpus.</w:t>
       </w:r>
@@ -732,8 +731,7 @@
         <w:rPr>
           <w:rFonts w:ascii="Arial" w:hAnsi="Arial"/>
           <w:b w:val="0"/>
-          <w:i/>
-          <w:color w:val="A83E00"/>
+          <w:i w:val="0"/>
           <w:sz w:val="22"/>
         </w:rPr>
         <w:t>[TBC – owner: Philip] glossary.md is not yet started (Status: not yet started). No canonical glossary has been compiled. The table below lists only the small number of terms that are explicitly expanded inline elsewhere in the working markdown (not a substitute for a compiled glossary).</w:t>
@@ -761,7 +759,7 @@
       <w:tr>
         <w:tc>
           <w:tcPr>
-            <w:tcW w:type="dxa" w:w="1400"/>
+            <w:tcW w:type="dxa" w:w="1349"/>
             <w:shd w:val="clear" w:color="auto" w:fill="374151"/>
           </w:tcPr>
           <w:p>
@@ -781,7 +779,7 @@
         </w:tc>
         <w:tc>
           <w:tcPr>
-            <w:tcW w:type="dxa" w:w="4000"/>
+            <w:tcW w:type="dxa" w:w="3598"/>
             <w:shd w:val="clear" w:color="auto" w:fill="374151"/>
           </w:tcPr>
           <w:p>
@@ -801,7 +799,7 @@
         </w:tc>
         <w:tc>
           <w:tcPr>
-            <w:tcW w:type="dxa" w:w="3626"/>
+            <w:tcW w:type="dxa" w:w="4079"/>
             <w:shd w:val="clear" w:color="auto" w:fill="374151"/>
           </w:tcPr>
           <w:p>
@@ -823,7 +821,7 @@
       <w:tr>
         <w:tc>
           <w:tcPr>
-            <w:tcW w:type="dxa" w:w="1400"/>
+            <w:tcW w:type="dxa" w:w="1349"/>
             <w:shd w:val="clear" w:color="auto" w:fill="F3F4F6"/>
           </w:tcPr>
           <w:p>
@@ -841,7 +839,7 @@
         </w:tc>
         <w:tc>
           <w:tcPr>
-            <w:tcW w:type="dxa" w:w="4000"/>
+            <w:tcW w:type="dxa" w:w="3598"/>
             <w:shd w:val="clear" w:color="auto" w:fill="F3F4F6"/>
           </w:tcPr>
           <w:p>
@@ -859,7 +857,7 @@
         </w:tc>
         <w:tc>
           <w:tcPr>
-            <w:tcW w:type="dxa" w:w="3626"/>
+            <w:tcW w:type="dxa" w:w="4079"/>
             <w:shd w:val="clear" w:color="auto" w:fill="F3F4F6"/>
           </w:tcPr>
           <w:p>
@@ -879,7 +877,7 @@
       <w:tr>
         <w:tc>
           <w:tcPr>
-            <w:tcW w:type="dxa" w:w="1400"/>
+            <w:tcW w:type="dxa" w:w="1349"/>
             <w:shd w:val="clear" w:color="auto" w:fill="FFFFFF"/>
           </w:tcPr>
           <w:p>
@@ -897,7 +895,7 @@
         </w:tc>
         <w:tc>
           <w:tcPr>
-            <w:tcW w:type="dxa" w:w="4000"/>
+            <w:tcW w:type="dxa" w:w="3598"/>
             <w:shd w:val="clear" w:color="auto" w:fill="FFFFFF"/>
           </w:tcPr>
           <w:p>
@@ -915,7 +913,7 @@
         </w:tc>
         <w:tc>
           <w:tcPr>
-            <w:tcW w:type="dxa" w:w="3626"/>
+            <w:tcW w:type="dxa" w:w="4079"/>
             <w:shd w:val="clear" w:color="auto" w:fill="FFFFFF"/>
           </w:tcPr>
           <w:p>

--- a/gates/design/VLMS_GLOS.docx
+++ b/gates/design/VLMS_GLOS.docx
@@ -717,10 +717,10 @@
         <w:rPr>
           <w:rFonts w:ascii="Arial" w:hAnsi="Arial"/>
           <w:b w:val="0"/>
-          <w:i w:val="0"/>
+          <w:i/>
           <w:sz w:val="22"/>
         </w:rPr>
-        <w:t>The terminology authority for the corpus.</w:t>
+        <w:t>The terminology authority for the corpus. Unchanged this render — glossary.md is still not started, and no new acronym is explicitly expanded inline elsewhere in the working markdown.</w:t>
       </w:r>
     </w:p>
     <w:p>
@@ -759,7 +759,7 @@
       <w:tr>
         <w:tc>
           <w:tcPr>
-            <w:tcW w:type="dxa" w:w="1349"/>
+            <w:tcW w:type="dxa" w:w="1400"/>
             <w:shd w:val="clear" w:color="auto" w:fill="374151"/>
           </w:tcPr>
           <w:p>
@@ -779,7 +779,7 @@
         </w:tc>
         <w:tc>
           <w:tcPr>
-            <w:tcW w:type="dxa" w:w="3598"/>
+            <w:tcW w:type="dxa" w:w="3200"/>
             <w:shd w:val="clear" w:color="auto" w:fill="374151"/>
           </w:tcPr>
           <w:p>
@@ -799,7 +799,7 @@
         </w:tc>
         <w:tc>
           <w:tcPr>
-            <w:tcW w:type="dxa" w:w="4079"/>
+            <w:tcW w:type="dxa" w:w="4426"/>
             <w:shd w:val="clear" w:color="auto" w:fill="374151"/>
           </w:tcPr>
           <w:p>
@@ -821,7 +821,7 @@
       <w:tr>
         <w:tc>
           <w:tcPr>
-            <w:tcW w:type="dxa" w:w="1349"/>
+            <w:tcW w:type="dxa" w:w="1400"/>
             <w:shd w:val="clear" w:color="auto" w:fill="F3F4F6"/>
           </w:tcPr>
           <w:p>
@@ -839,7 +839,7 @@
         </w:tc>
         <w:tc>
           <w:tcPr>
-            <w:tcW w:type="dxa" w:w="3598"/>
+            <w:tcW w:type="dxa" w:w="3200"/>
             <w:shd w:val="clear" w:color="auto" w:fill="F3F4F6"/>
           </w:tcPr>
           <w:p>
@@ -857,7 +857,7 @@
         </w:tc>
         <w:tc>
           <w:tcPr>
-            <w:tcW w:type="dxa" w:w="4079"/>
+            <w:tcW w:type="dxa" w:w="4426"/>
             <w:shd w:val="clear" w:color="auto" w:fill="F3F4F6"/>
           </w:tcPr>
           <w:p>
@@ -877,7 +877,7 @@
       <w:tr>
         <w:tc>
           <w:tcPr>
-            <w:tcW w:type="dxa" w:w="1349"/>
+            <w:tcW w:type="dxa" w:w="1400"/>
             <w:shd w:val="clear" w:color="auto" w:fill="FFFFFF"/>
           </w:tcPr>
           <w:p>
@@ -895,7 +895,7 @@
         </w:tc>
         <w:tc>
           <w:tcPr>
-            <w:tcW w:type="dxa" w:w="3598"/>
+            <w:tcW w:type="dxa" w:w="3200"/>
             <w:shd w:val="clear" w:color="auto" w:fill="FFFFFF"/>
           </w:tcPr>
           <w:p>
@@ -913,7 +913,7 @@
         </w:tc>
         <w:tc>
           <w:tcPr>
-            <w:tcW w:type="dxa" w:w="4079"/>
+            <w:tcW w:type="dxa" w:w="4426"/>
             <w:shd w:val="clear" w:color="auto" w:fill="FFFFFF"/>
           </w:tcPr>
           <w:p>

--- a/gates/design/VLMS_GLOS.docx
+++ b/gates/design/VLMS_GLOS.docx
@@ -201,7 +201,7 @@
                 <w:rFonts w:ascii="Arial" w:hAnsi="Arial"/>
                 <w:sz w:val="20"/>
               </w:rPr>
-              <w:t>1.0</w:t>
+              <w:t>1.1</w:t>
             </w:r>
           </w:p>
         </w:tc>
@@ -670,6 +670,80 @@
           </w:p>
         </w:tc>
       </w:tr>
+      <w:tr>
+        <w:tc>
+          <w:tcPr>
+            <w:tcW w:type="dxa" w:w="1150"/>
+            <w:shd w:val="clear" w:color="auto" w:fill="FFFFFF"/>
+          </w:tcPr>
+          <w:p>
+            <w:pPr>
+              <w:spacing w:after="40" w:before="40"/>
+            </w:pPr>
+            <w:r>
+              <w:rPr>
+                <w:rFonts w:ascii="Arial" w:hAnsi="Arial"/>
+                <w:sz w:val="20"/>
+              </w:rPr>
+              <w:t>1.1</w:t>
+            </w:r>
+          </w:p>
+        </w:tc>
+        <w:tc>
+          <w:tcPr>
+            <w:tcW w:type="dxa" w:w="1500"/>
+            <w:shd w:val="clear" w:color="auto" w:fill="FFFFFF"/>
+          </w:tcPr>
+          <w:p>
+            <w:pPr>
+              <w:spacing w:after="40" w:before="40"/>
+            </w:pPr>
+            <w:r>
+              <w:rPr>
+                <w:rFonts w:ascii="Arial" w:hAnsi="Arial"/>
+                <w:sz w:val="20"/>
+              </w:rPr>
+              <w:t>17 July 2026</w:t>
+            </w:r>
+          </w:p>
+        </w:tc>
+        <w:tc>
+          <w:tcPr>
+            <w:tcW w:type="dxa" w:w="2700"/>
+            <w:shd w:val="clear" w:color="auto" w:fill="FFFFFF"/>
+          </w:tcPr>
+          <w:p>
+            <w:pPr>
+              <w:spacing w:after="40" w:before="40"/>
+            </w:pPr>
+            <w:r>
+              <w:rPr>
+                <w:rFonts w:ascii="Arial" w:hAnsi="Arial"/>
+                <w:sz w:val="20"/>
+              </w:rPr>
+              <w:t>Philip</w:t>
+            </w:r>
+          </w:p>
+        </w:tc>
+        <w:tc>
+          <w:tcPr>
+            <w:tcW w:type="dxa" w:w="3676"/>
+            <w:shd w:val="clear" w:color="auto" w:fill="FFFFFF"/>
+          </w:tcPr>
+          <w:p>
+            <w:pPr>
+              <w:spacing w:after="40" w:before="40"/>
+            </w:pPr>
+            <w:r>
+              <w:rPr>
+                <w:rFonts w:ascii="Arial" w:hAnsi="Arial"/>
+                <w:sz w:val="20"/>
+              </w:rPr>
+              <w:t>Re-render: glossary.md is now populated (previously a placeholder, Status: not yet started). Full canonical term list, including the ConsentRecord/ConsentSensitiveDetails split and SensitiveDataAccessLog (ADR-0004).</w:t>
+            </w:r>
+          </w:p>
+        </w:tc>
+      </w:tr>
     </w:tbl>
     <w:p>
       <w:pPr>
@@ -711,7 +785,7 @@
     </w:p>
     <w:p>
       <w:pPr>
-        <w:spacing w:after="200" w:before="0"/>
+        <w:spacing w:after="120" w:before="0"/>
       </w:pPr>
       <w:r>
         <w:rPr>
@@ -720,21 +794,7 @@
           <w:i/>
           <w:sz w:val="22"/>
         </w:rPr>
-        <w:t>The terminology authority for the corpus. Unchanged this render — glossary.md is still not started, and no new acronym is explicitly expanded inline elsewhere in the working markdown.</w:t>
-      </w:r>
-    </w:p>
-    <w:p>
-      <w:pPr>
-        <w:spacing w:after="120" w:before="0"/>
-      </w:pPr>
-      <w:r>
-        <w:rPr>
-          <w:rFonts w:ascii="Arial" w:hAnsi="Arial"/>
-          <w:b w:val="0"/>
-          <w:i w:val="0"/>
-          <w:sz w:val="22"/>
-        </w:rPr>
-        <w:t>[TBC – owner: Philip] glossary.md is not yet started (Status: not yet started). No canonical glossary has been compiled. The table below lists only the small number of terms that are explicitly expanded inline elsewhere in the working markdown (not a substitute for a compiled glossary).</w:t>
+        <w:t>The terminology authority for the corpus.</w:t>
       </w:r>
     </w:p>
     <w:tbl>
@@ -752,14 +812,13 @@
         </w:tblBorders>
       </w:tblPr>
       <w:tblGrid>
-        <w:gridCol w:w="3009"/>
-        <w:gridCol w:w="3009"/>
-        <w:gridCol w:w="3009"/>
+        <w:gridCol w:w="4513"/>
+        <w:gridCol w:w="4513"/>
       </w:tblGrid>
       <w:tr>
         <w:tc>
           <w:tcPr>
-            <w:tcW w:type="dxa" w:w="1400"/>
+            <w:tcW w:type="dxa" w:w="2400"/>
             <w:shd w:val="clear" w:color="auto" w:fill="374151"/>
           </w:tcPr>
           <w:p>
@@ -779,7 +838,7 @@
         </w:tc>
         <w:tc>
           <w:tcPr>
-            <w:tcW w:type="dxa" w:w="3200"/>
+            <w:tcW w:type="dxa" w:w="6626"/>
             <w:shd w:val="clear" w:color="auto" w:fill="374151"/>
           </w:tcPr>
           <w:p>
@@ -793,14 +852,16 @@
                 <w:color w:val="FFFFFF"/>
                 <w:sz w:val="20"/>
               </w:rPr>
-              <w:t>Full name</w:t>
+              <w:t>Meaning</w:t>
             </w:r>
           </w:p>
         </w:tc>
+      </w:tr>
+      <w:tr>
         <w:tc>
           <w:tcPr>
-            <w:tcW w:type="dxa" w:w="4426"/>
-            <w:shd w:val="clear" w:color="auto" w:fill="374151"/>
+            <w:tcW w:type="dxa" w:w="2400"/>
+            <w:shd w:val="clear" w:color="auto" w:fill="F3F4F6"/>
           </w:tcPr>
           <w:p>
             <w:pPr>
@@ -809,11 +870,27 @@
             <w:r>
               <w:rPr>
                 <w:rFonts w:ascii="Arial" w:hAnsi="Arial"/>
-                <w:b/>
-                <w:color w:val="FFFFFF"/>
                 <w:sz w:val="20"/>
               </w:rPr>
-              <w:t>Source</w:t>
+              <w:t>VLMS</w:t>
+            </w:r>
+          </w:p>
+        </w:tc>
+        <w:tc>
+          <w:tcPr>
+            <w:tcW w:type="dxa" w:w="6626"/>
+            <w:shd w:val="clear" w:color="auto" w:fill="F3F4F6"/>
+          </w:tcPr>
+          <w:p>
+            <w:pPr>
+              <w:spacing w:after="40" w:before="40"/>
+            </w:pPr>
+            <w:r>
+              <w:rPr>
+                <w:rFonts w:ascii="Arial" w:hAnsi="Arial"/>
+                <w:sz w:val="20"/>
+              </w:rPr>
+              <w:t>Varangians LMS — this project's name and document code.</w:t>
             </w:r>
           </w:p>
         </w:tc>
@@ -821,8 +898,388 @@
       <w:tr>
         <w:tc>
           <w:tcPr>
-            <w:tcW w:type="dxa" w:w="1400"/>
+            <w:tcW w:type="dxa" w:w="2400"/>
+            <w:shd w:val="clear" w:color="auto" w:fill="FFFFFF"/>
+          </w:tcPr>
+          <w:p>
+            <w:pPr>
+              <w:spacing w:after="40" w:before="40"/>
+            </w:pPr>
+            <w:r>
+              <w:rPr>
+                <w:rFonts w:ascii="Arial" w:hAnsi="Arial"/>
+                <w:sz w:val="20"/>
+              </w:rPr>
+              <w:t>Rank</w:t>
+            </w:r>
+          </w:p>
+        </w:tc>
+        <w:tc>
+          <w:tcPr>
+            <w:tcW w:type="dxa" w:w="6626"/>
+            <w:shd w:val="clear" w:color="auto" w:fill="FFFFFF"/>
+          </w:tcPr>
+          <w:p>
+            <w:pPr>
+              <w:spacing w:after="40" w:before="40"/>
+            </w:pPr>
+            <w:r>
+              <w:rPr>
+                <w:rFonts w:ascii="Arial" w:hAnsi="Arial"/>
+                <w:sz w:val="20"/>
+              </w:rPr>
+              <w:t>A level in the programme's progression ladder (e.g. Recruit through to Akolouthos).</w:t>
+            </w:r>
+          </w:p>
+        </w:tc>
+      </w:tr>
+      <w:tr>
+        <w:tc>
+          <w:tcPr>
+            <w:tcW w:type="dxa" w:w="2400"/>
             <w:shd w:val="clear" w:color="auto" w:fill="F3F4F6"/>
+          </w:tcPr>
+          <w:p>
+            <w:pPr>
+              <w:spacing w:after="40" w:before="40"/>
+            </w:pPr>
+            <w:r>
+              <w:rPr>
+                <w:rFonts w:ascii="Arial" w:hAnsi="Arial"/>
+                <w:sz w:val="20"/>
+              </w:rPr>
+              <w:t>Lesson</w:t>
+            </w:r>
+          </w:p>
+        </w:tc>
+        <w:tc>
+          <w:tcPr>
+            <w:tcW w:type="dxa" w:w="6626"/>
+            <w:shd w:val="clear" w:color="auto" w:fill="F3F4F6"/>
+          </w:tcPr>
+          <w:p>
+            <w:pPr>
+              <w:spacing w:after="40" w:before="40"/>
+            </w:pPr>
+            <w:r>
+              <w:rPr>
+                <w:rFonts w:ascii="Arial" w:hAnsi="Arial"/>
+                <w:sz w:val="20"/>
+              </w:rPr>
+              <w:t>A unit of curriculum content, belonging to a Rank.</w:t>
+            </w:r>
+          </w:p>
+        </w:tc>
+      </w:tr>
+      <w:tr>
+        <w:tc>
+          <w:tcPr>
+            <w:tcW w:type="dxa" w:w="2400"/>
+            <w:shd w:val="clear" w:color="auto" w:fill="FFFFFF"/>
+          </w:tcPr>
+          <w:p>
+            <w:pPr>
+              <w:spacing w:after="40" w:before="40"/>
+            </w:pPr>
+            <w:r>
+              <w:rPr>
+                <w:rFonts w:ascii="Arial" w:hAnsi="Arial"/>
+                <w:sz w:val="20"/>
+              </w:rPr>
+              <w:t>LessonChangeProposal</w:t>
+            </w:r>
+          </w:p>
+        </w:tc>
+        <w:tc>
+          <w:tcPr>
+            <w:tcW w:type="dxa" w:w="6626"/>
+            <w:shd w:val="clear" w:color="auto" w:fill="FFFFFF"/>
+          </w:tcPr>
+          <w:p>
+            <w:pPr>
+              <w:spacing w:after="40" w:before="40"/>
+            </w:pPr>
+            <w:r>
+              <w:rPr>
+                <w:rFonts w:ascii="Arial" w:hAnsi="Arial"/>
+                <w:sz w:val="20"/>
+              </w:rPr>
+              <w:t>A Teacher-submitted proposed create/edit/retire change to a Lesson, requiring Approver sign-off.</w:t>
+            </w:r>
+          </w:p>
+        </w:tc>
+      </w:tr>
+      <w:tr>
+        <w:tc>
+          <w:tcPr>
+            <w:tcW w:type="dxa" w:w="2400"/>
+            <w:shd w:val="clear" w:color="auto" w:fill="F3F4F6"/>
+          </w:tcPr>
+          <w:p>
+            <w:pPr>
+              <w:spacing w:after="40" w:before="40"/>
+            </w:pPr>
+            <w:r>
+              <w:rPr>
+                <w:rFonts w:ascii="Arial" w:hAnsi="Arial"/>
+                <w:sz w:val="20"/>
+              </w:rPr>
+              <w:t>Approver</w:t>
+            </w:r>
+          </w:p>
+        </w:tc>
+        <w:tc>
+          <w:tcPr>
+            <w:tcW w:type="dxa" w:w="6626"/>
+            <w:shd w:val="clear" w:color="auto" w:fill="F3F4F6"/>
+          </w:tcPr>
+          <w:p>
+            <w:pPr>
+              <w:spacing w:after="40" w:before="40"/>
+            </w:pPr>
+            <w:r>
+              <w:rPr>
+                <w:rFonts w:ascii="Arial" w:hAnsi="Arial"/>
+                <w:sz w:val="20"/>
+              </w:rPr>
+              <w:t>The role that approves/rejects curriculum (lesson) changes only — no safeguarding, consent, or DBS privileges.</w:t>
+            </w:r>
+          </w:p>
+        </w:tc>
+      </w:tr>
+      <w:tr>
+        <w:tc>
+          <w:tcPr>
+            <w:tcW w:type="dxa" w:w="2400"/>
+            <w:shd w:val="clear" w:color="auto" w:fill="FFFFFF"/>
+          </w:tcPr>
+          <w:p>
+            <w:pPr>
+              <w:spacing w:after="40" w:before="40"/>
+            </w:pPr>
+            <w:r>
+              <w:rPr>
+                <w:rFonts w:ascii="Arial" w:hAnsi="Arial"/>
+                <w:sz w:val="20"/>
+              </w:rPr>
+              <w:t>Safeguarding Officer</w:t>
+            </w:r>
+          </w:p>
+        </w:tc>
+        <w:tc>
+          <w:tcPr>
+            <w:tcW w:type="dxa" w:w="6626"/>
+            <w:shd w:val="clear" w:color="auto" w:fill="FFFFFF"/>
+          </w:tcPr>
+          <w:p>
+            <w:pPr>
+              <w:spacing w:after="40" w:before="40"/>
+            </w:pPr>
+            <w:r>
+              <w:rPr>
+                <w:rFonts w:ascii="Arial" w:hAnsi="Arial"/>
+                <w:sz w:val="20"/>
+              </w:rPr>
+              <w:t>The role (alongside Admin) with access to DBS checks and sensitive consent data.</w:t>
+            </w:r>
+          </w:p>
+        </w:tc>
+      </w:tr>
+      <w:tr>
+        <w:tc>
+          <w:tcPr>
+            <w:tcW w:type="dxa" w:w="2400"/>
+            <w:shd w:val="clear" w:color="auto" w:fill="F3F4F6"/>
+          </w:tcPr>
+          <w:p>
+            <w:pPr>
+              <w:spacing w:after="40" w:before="40"/>
+            </w:pPr>
+            <w:r>
+              <w:rPr>
+                <w:rFonts w:ascii="Arial" w:hAnsi="Arial"/>
+                <w:sz w:val="20"/>
+              </w:rPr>
+              <w:t>StudentLessonCompletion</w:t>
+            </w:r>
+          </w:p>
+        </w:tc>
+        <w:tc>
+          <w:tcPr>
+            <w:tcW w:type="dxa" w:w="6626"/>
+            <w:shd w:val="clear" w:color="auto" w:fill="F3F4F6"/>
+          </w:tcPr>
+          <w:p>
+            <w:pPr>
+              <w:spacing w:after="40" w:before="40"/>
+            </w:pPr>
+            <w:r>
+              <w:rPr>
+                <w:rFonts w:ascii="Arial" w:hAnsi="Arial"/>
+                <w:sz w:val="20"/>
+              </w:rPr>
+              <w:t>A record of a Student completing a Lesson, marked by a Teacher.</w:t>
+            </w:r>
+          </w:p>
+        </w:tc>
+      </w:tr>
+      <w:tr>
+        <w:tc>
+          <w:tcPr>
+            <w:tcW w:type="dxa" w:w="2400"/>
+            <w:shd w:val="clear" w:color="auto" w:fill="FFFFFF"/>
+          </w:tcPr>
+          <w:p>
+            <w:pPr>
+              <w:spacing w:after="40" w:before="40"/>
+            </w:pPr>
+            <w:r>
+              <w:rPr>
+                <w:rFonts w:ascii="Arial" w:hAnsi="Arial"/>
+                <w:sz w:val="20"/>
+              </w:rPr>
+              <w:t>Certificate</w:t>
+            </w:r>
+          </w:p>
+        </w:tc>
+        <w:tc>
+          <w:tcPr>
+            <w:tcW w:type="dxa" w:w="6626"/>
+            <w:shd w:val="clear" w:color="auto" w:fill="FFFFFF"/>
+          </w:tcPr>
+          <w:p>
+            <w:pPr>
+              <w:spacing w:after="40" w:before="40"/>
+            </w:pPr>
+            <w:r>
+              <w:rPr>
+                <w:rFonts w:ascii="Arial" w:hAnsi="Arial"/>
+                <w:sz w:val="20"/>
+              </w:rPr>
+              <w:t>An auto-generated PDF document issued per lesson completion.</w:t>
+            </w:r>
+          </w:p>
+        </w:tc>
+      </w:tr>
+      <w:tr>
+        <w:tc>
+          <w:tcPr>
+            <w:tcW w:type="dxa" w:w="2400"/>
+            <w:shd w:val="clear" w:color="auto" w:fill="F3F4F6"/>
+          </w:tcPr>
+          <w:p>
+            <w:pPr>
+              <w:spacing w:after="40" w:before="40"/>
+            </w:pPr>
+            <w:r>
+              <w:rPr>
+                <w:rFonts w:ascii="Arial" w:hAnsi="Arial"/>
+                <w:sz w:val="20"/>
+              </w:rPr>
+              <w:t>RankBadge / StudentBadge</w:t>
+            </w:r>
+          </w:p>
+        </w:tc>
+        <w:tc>
+          <w:tcPr>
+            <w:tcW w:type="dxa" w:w="6626"/>
+            <w:shd w:val="clear" w:color="auto" w:fill="F3F4F6"/>
+          </w:tcPr>
+          <w:p>
+            <w:pPr>
+              <w:spacing w:after="40" w:before="40"/>
+            </w:pPr>
+            <w:r>
+              <w:rPr>
+                <w:rFonts w:ascii="Arial" w:hAnsi="Arial"/>
+                <w:sz w:val="20"/>
+              </w:rPr>
+              <w:t>A badge associated with a Rank, awarded to a Student on promotion.</w:t>
+            </w:r>
+          </w:p>
+        </w:tc>
+      </w:tr>
+      <w:tr>
+        <w:tc>
+          <w:tcPr>
+            <w:tcW w:type="dxa" w:w="2400"/>
+            <w:shd w:val="clear" w:color="auto" w:fill="FFFFFF"/>
+          </w:tcPr>
+          <w:p>
+            <w:pPr>
+              <w:spacing w:after="40" w:before="40"/>
+            </w:pPr>
+            <w:r>
+              <w:rPr>
+                <w:rFonts w:ascii="Arial" w:hAnsi="Arial"/>
+                <w:sz w:val="20"/>
+              </w:rPr>
+              <w:t>ConsentRecord</w:t>
+            </w:r>
+          </w:p>
+        </w:tc>
+        <w:tc>
+          <w:tcPr>
+            <w:tcW w:type="dxa" w:w="6626"/>
+            <w:shd w:val="clear" w:color="auto" w:fill="FFFFFF"/>
+          </w:tcPr>
+          <w:p>
+            <w:pPr>
+              <w:spacing w:after="40" w:before="40"/>
+            </w:pPr>
+            <w:r>
+              <w:rPr>
+                <w:rFonts w:ascii="Arial" w:hAnsi="Arial"/>
+                <w:sz w:val="20"/>
+              </w:rPr>
+              <w:t>The annual parental consent record for a Student (status/expiry, non-sensitive fields).</w:t>
+            </w:r>
+          </w:p>
+        </w:tc>
+      </w:tr>
+      <w:tr>
+        <w:tc>
+          <w:tcPr>
+            <w:tcW w:type="dxa" w:w="2400"/>
+            <w:shd w:val="clear" w:color="auto" w:fill="F3F4F6"/>
+          </w:tcPr>
+          <w:p>
+            <w:pPr>
+              <w:spacing w:after="40" w:before="40"/>
+            </w:pPr>
+            <w:r>
+              <w:rPr>
+                <w:rFonts w:ascii="Arial" w:hAnsi="Arial"/>
+                <w:sz w:val="20"/>
+              </w:rPr>
+              <w:t>ConsentSensitiveDetails</w:t>
+            </w:r>
+          </w:p>
+        </w:tc>
+        <w:tc>
+          <w:tcPr>
+            <w:tcW w:type="dxa" w:w="6626"/>
+            <w:shd w:val="clear" w:color="auto" w:fill="F3F4F6"/>
+          </w:tcPr>
+          <w:p>
+            <w:pPr>
+              <w:spacing w:after="40" w:before="40"/>
+            </w:pPr>
+            <w:r>
+              <w:rPr>
+                <w:rFonts w:ascii="Arial" w:hAnsi="Arial"/>
+                <w:sz w:val="20"/>
+              </w:rPr>
+              <w:t>The medical/dietary-SEN/emergency-contact fields split out from ConsentRecord (ADR-0004), restricted to Admin/Safeguarding Officer.</w:t>
+            </w:r>
+          </w:p>
+        </w:tc>
+      </w:tr>
+      <w:tr>
+        <w:tc>
+          <w:tcPr>
+            <w:tcW w:type="dxa" w:w="2400"/>
+            <w:shd w:val="clear" w:color="auto" w:fill="FFFFFF"/>
           </w:tcPr>
           <w:p>
             <w:pPr>
@@ -839,7 +1296,27 @@
         </w:tc>
         <w:tc>
           <w:tcPr>
-            <w:tcW w:type="dxa" w:w="3200"/>
+            <w:tcW w:type="dxa" w:w="6626"/>
+            <w:shd w:val="clear" w:color="auto" w:fill="FFFFFF"/>
+          </w:tcPr>
+          <w:p>
+            <w:pPr>
+              <w:spacing w:after="40" w:before="40"/>
+            </w:pPr>
+            <w:r>
+              <w:rPr>
+                <w:rFonts w:ascii="Arial" w:hAnsi="Arial"/>
+                <w:sz w:val="20"/>
+              </w:rPr>
+              <w:t>Disclosure and Barring Service (gov.uk) — the UK body whose checks are tracked against Teachers.</w:t>
+            </w:r>
+          </w:p>
+        </w:tc>
+      </w:tr>
+      <w:tr>
+        <w:tc>
+          <w:tcPr>
+            <w:tcW w:type="dxa" w:w="2400"/>
             <w:shd w:val="clear" w:color="auto" w:fill="F3F4F6"/>
           </w:tcPr>
           <w:p>
@@ -851,13 +1328,13 @@
                 <w:rFonts w:ascii="Arial" w:hAnsi="Arial"/>
                 <w:sz w:val="20"/>
               </w:rPr>
-              <w:t>Disclosure and Barring Service</w:t>
+              <w:t>StudentGuardianLink</w:t>
             </w:r>
           </w:p>
         </w:tc>
         <w:tc>
           <w:tcPr>
-            <w:tcW w:type="dxa" w:w="4426"/>
+            <w:tcW w:type="dxa" w:w="6626"/>
             <w:shd w:val="clear" w:color="auto" w:fill="F3F4F6"/>
           </w:tcPr>
           <w:p>
@@ -869,7 +1346,7 @@
                 <w:rFonts w:ascii="Arial" w:hAnsi="Arial"/>
                 <w:sz w:val="20"/>
               </w:rPr>
-              <w:t>requirements/functional.md; design/data-design.md; governance/security-compliance.md</w:t>
+              <w:t>The link between a Student and a ParentGuardian, created only by Admin/Teacher, never by parent self-service.</w:t>
             </w:r>
           </w:p>
         </w:tc>
@@ -877,7 +1354,83 @@
       <w:tr>
         <w:tc>
           <w:tcPr>
-            <w:tcW w:type="dxa" w:w="1400"/>
+            <w:tcW w:type="dxa" w:w="2400"/>
+            <w:shd w:val="clear" w:color="auto" w:fill="FFFFFF"/>
+          </w:tcPr>
+          <w:p>
+            <w:pPr>
+              <w:spacing w:after="40" w:before="40"/>
+            </w:pPr>
+            <w:r>
+              <w:rPr>
+                <w:rFonts w:ascii="Arial" w:hAnsi="Arial"/>
+                <w:sz w:val="20"/>
+              </w:rPr>
+              <w:t>SensitiveDataAccessLog</w:t>
+            </w:r>
+          </w:p>
+        </w:tc>
+        <w:tc>
+          <w:tcPr>
+            <w:tcW w:type="dxa" w:w="6626"/>
+            <w:shd w:val="clear" w:color="auto" w:fill="FFFFFF"/>
+          </w:tcPr>
+          <w:p>
+            <w:pPr>
+              <w:spacing w:after="40" w:before="40"/>
+            </w:pPr>
+            <w:r>
+              <w:rPr>
+                <w:rFonts w:ascii="Arial" w:hAnsi="Arial"/>
+                <w:sz w:val="20"/>
+              </w:rPr>
+              <w:t>The audit trail of reads (not just writes) of DbsCheck/ConsentSensitiveDetails, written by a DbCommandInterceptor, tamper-protected and retained 6 years (ADR-0004).</w:t>
+            </w:r>
+          </w:p>
+        </w:tc>
+      </w:tr>
+      <w:tr>
+        <w:tc>
+          <w:tcPr>
+            <w:tcW w:type="dxa" w:w="2400"/>
+            <w:shd w:val="clear" w:color="auto" w:fill="F3F4F6"/>
+          </w:tcPr>
+          <w:p>
+            <w:pPr>
+              <w:spacing w:after="40" w:before="40"/>
+            </w:pPr>
+            <w:r>
+              <w:rPr>
+                <w:rFonts w:ascii="Arial" w:hAnsi="Arial"/>
+                <w:sz w:val="20"/>
+              </w:rPr>
+              <w:t>CIAM</w:t>
+            </w:r>
+          </w:p>
+        </w:tc>
+        <w:tc>
+          <w:tcPr>
+            <w:tcW w:type="dxa" w:w="6626"/>
+            <w:shd w:val="clear" w:color="auto" w:fill="F3F4F6"/>
+          </w:tcPr>
+          <w:p>
+            <w:pPr>
+              <w:spacing w:after="40" w:before="40"/>
+            </w:pPr>
+            <w:r>
+              <w:rPr>
+                <w:rFonts w:ascii="Arial" w:hAnsi="Arial"/>
+                <w:sz w:val="20"/>
+              </w:rPr>
+              <w:t>Customer Identity and Access Management — the category of identity service Microsoft Entra External ID provides.</w:t>
+            </w:r>
+          </w:p>
+        </w:tc>
+      </w:tr>
+      <w:tr>
+        <w:tc>
+          <w:tcPr>
+            <w:tcW w:type="dxa" w:w="2400"/>
             <w:shd w:val="clear" w:color="auto" w:fill="FFFFFF"/>
           </w:tcPr>
           <w:p>
@@ -895,7 +1448,7 @@
         </w:tc>
         <w:tc>
           <w:tcPr>
-            <w:tcW w:type="dxa" w:w="3200"/>
+            <w:tcW w:type="dxa" w:w="6626"/>
             <w:shd w:val="clear" w:color="auto" w:fill="FFFFFF"/>
           </w:tcPr>
           <w:p>
@@ -907,13 +1460,53 @@
                 <w:rFonts w:ascii="Arial" w:hAnsi="Arial"/>
                 <w:sz w:val="20"/>
               </w:rPr>
-              <w:t>Azure Communication Services (Email)</w:t>
+              <w:t>Azure Communication Services — used here for transactional email.</w:t>
+            </w:r>
+          </w:p>
+        </w:tc>
+      </w:tr>
+      <w:tr>
+        <w:tc>
+          <w:tcPr>
+            <w:tcW w:type="dxa" w:w="2400"/>
+            <w:shd w:val="clear" w:color="auto" w:fill="F3F4F6"/>
+          </w:tcPr>
+          <w:p>
+            <w:pPr>
+              <w:spacing w:after="40" w:before="40"/>
+            </w:pPr>
+            <w:r>
+              <w:rPr>
+                <w:rFonts w:ascii="Arial" w:hAnsi="Arial"/>
+                <w:sz w:val="20"/>
+              </w:rPr>
+              <w:t>PWA</w:t>
             </w:r>
           </w:p>
         </w:tc>
         <w:tc>
           <w:tcPr>
-            <w:tcW w:type="dxa" w:w="4426"/>
+            <w:tcW w:type="dxa" w:w="6626"/>
+            <w:shd w:val="clear" w:color="auto" w:fill="F3F4F6"/>
+          </w:tcPr>
+          <w:p>
+            <w:pPr>
+              <w:spacing w:after="40" w:before="40"/>
+            </w:pPr>
+            <w:r>
+              <w:rPr>
+                <w:rFonts w:ascii="Arial" w:hAnsi="Arial"/>
+                <w:sz w:val="20"/>
+              </w:rPr>
+              <w:t>Progressive Web App — an installable, browser-based app; how VLMS's Blazor Web App reaches phone/tablet/browser from one codebase.</w:t>
+            </w:r>
+          </w:p>
+        </w:tc>
+      </w:tr>
+      <w:tr>
+        <w:tc>
+          <w:tcPr>
+            <w:tcW w:type="dxa" w:w="2400"/>
             <w:shd w:val="clear" w:color="auto" w:fill="FFFFFF"/>
           </w:tcPr>
           <w:p>
@@ -925,7 +1518,177 @@
                 <w:rFonts w:ascii="Arial" w:hAnsi="Arial"/>
                 <w:sz w:val="20"/>
               </w:rPr>
-              <w:t>requirements/constraints.md; adr/0001-technology-stack.md</w:t>
+              <w:t>ADR</w:t>
+            </w:r>
+          </w:p>
+        </w:tc>
+        <w:tc>
+          <w:tcPr>
+            <w:tcW w:type="dxa" w:w="6626"/>
+            <w:shd w:val="clear" w:color="auto" w:fill="FFFFFF"/>
+          </w:tcPr>
+          <w:p>
+            <w:pPr>
+              <w:spacing w:after="40" w:before="40"/>
+            </w:pPr>
+            <w:r>
+              <w:rPr>
+                <w:rFonts w:ascii="Arial" w:hAnsi="Arial"/>
+                <w:sz w:val="20"/>
+              </w:rPr>
+              <w:t>Architecture Decision Record (Nygard format) — see adr/.</w:t>
+            </w:r>
+          </w:p>
+        </w:tc>
+      </w:tr>
+      <w:tr>
+        <w:tc>
+          <w:tcPr>
+            <w:tcW w:type="dxa" w:w="2400"/>
+            <w:shd w:val="clear" w:color="auto" w:fill="F3F4F6"/>
+          </w:tcPr>
+          <w:p>
+            <w:pPr>
+              <w:spacing w:after="40" w:before="40"/>
+            </w:pPr>
+            <w:r>
+              <w:rPr>
+                <w:rFonts w:ascii="Arial" w:hAnsi="Arial"/>
+                <w:sz w:val="20"/>
+              </w:rPr>
+              <w:t>BR / FR / NFR</w:t>
+            </w:r>
+          </w:p>
+        </w:tc>
+        <w:tc>
+          <w:tcPr>
+            <w:tcW w:type="dxa" w:w="6626"/>
+            <w:shd w:val="clear" w:color="auto" w:fill="F3F4F6"/>
+          </w:tcPr>
+          <w:p>
+            <w:pPr>
+              <w:spacing w:after="40" w:before="40"/>
+            </w:pPr>
+            <w:r>
+              <w:rPr>
+                <w:rFonts w:ascii="Arial" w:hAnsi="Arial"/>
+                <w:sz w:val="20"/>
+              </w:rPr>
+              <w:t>Business Requirement / Functional Requirement / Non-Functional Requirement — traceability ID prefixes used throughout docs/.</w:t>
+            </w:r>
+          </w:p>
+        </w:tc>
+      </w:tr>
+      <w:tr>
+        <w:tc>
+          <w:tcPr>
+            <w:tcW w:type="dxa" w:w="2400"/>
+            <w:shd w:val="clear" w:color="auto" w:fill="FFFFFF"/>
+          </w:tcPr>
+          <w:p>
+            <w:pPr>
+              <w:spacing w:after="40" w:before="40"/>
+            </w:pPr>
+            <w:r>
+              <w:rPr>
+                <w:rFonts w:ascii="Arial" w:hAnsi="Arial"/>
+                <w:sz w:val="20"/>
+              </w:rPr>
+              <w:t>RTM</w:t>
+            </w:r>
+          </w:p>
+        </w:tc>
+        <w:tc>
+          <w:tcPr>
+            <w:tcW w:type="dxa" w:w="6626"/>
+            <w:shd w:val="clear" w:color="auto" w:fill="FFFFFF"/>
+          </w:tcPr>
+          <w:p>
+            <w:pPr>
+              <w:spacing w:after="40" w:before="40"/>
+            </w:pPr>
+            <w:r>
+              <w:rPr>
+                <w:rFonts w:ascii="Arial" w:hAnsi="Arial"/>
+                <w:sz w:val="20"/>
+              </w:rPr>
+              <w:t>Requirements Traceability Matrix (quality/traceability.md).</w:t>
+            </w:r>
+          </w:p>
+        </w:tc>
+      </w:tr>
+      <w:tr>
+        <w:tc>
+          <w:tcPr>
+            <w:tcW w:type="dxa" w:w="2400"/>
+            <w:shd w:val="clear" w:color="auto" w:fill="F3F4F6"/>
+          </w:tcPr>
+          <w:p>
+            <w:pPr>
+              <w:spacing w:after="40" w:before="40"/>
+            </w:pPr>
+            <w:r>
+              <w:rPr>
+                <w:rFonts w:ascii="Arial" w:hAnsi="Arial"/>
+                <w:sz w:val="20"/>
+              </w:rPr>
+              <w:t>RAID</w:t>
+            </w:r>
+          </w:p>
+        </w:tc>
+        <w:tc>
+          <w:tcPr>
+            <w:tcW w:type="dxa" w:w="6626"/>
+            <w:shd w:val="clear" w:color="auto" w:fill="F3F4F6"/>
+          </w:tcPr>
+          <w:p>
+            <w:pPr>
+              <w:spacing w:after="40" w:before="40"/>
+            </w:pPr>
+            <w:r>
+              <w:rPr>
+                <w:rFonts w:ascii="Arial" w:hAnsi="Arial"/>
+                <w:sz w:val="20"/>
+              </w:rPr>
+              <w:t>Risks, Assumptions, Issues, Dependencies log (governance/raid.md).</w:t>
+            </w:r>
+          </w:p>
+        </w:tc>
+      </w:tr>
+      <w:tr>
+        <w:tc>
+          <w:tcPr>
+            <w:tcW w:type="dxa" w:w="2400"/>
+            <w:shd w:val="clear" w:color="auto" w:fill="FFFFFF"/>
+          </w:tcPr>
+          <w:p>
+            <w:pPr>
+              <w:spacing w:after="40" w:before="40"/>
+            </w:pPr>
+            <w:r>
+              <w:rPr>
+                <w:rFonts w:ascii="Arial" w:hAnsi="Arial"/>
+                <w:sz w:val="20"/>
+              </w:rPr>
+              <w:t>WCAG</w:t>
+            </w:r>
+          </w:p>
+        </w:tc>
+        <w:tc>
+          <w:tcPr>
+            <w:tcW w:type="dxa" w:w="6626"/>
+            <w:shd w:val="clear" w:color="auto" w:fill="FFFFFF"/>
+          </w:tcPr>
+          <w:p>
+            <w:pPr>
+              <w:spacing w:after="40" w:before="40"/>
+            </w:pPr>
+            <w:r>
+              <w:rPr>
+                <w:rFonts w:ascii="Arial" w:hAnsi="Arial"/>
+                <w:sz w:val="20"/>
+              </w:rPr>
+              <w:t>Web Content Accessibility Guidelines (2.2 AA is this project's confirmed conformance target).</w:t>
             </w:r>
           </w:p>
         </w:tc>

--- a/gates/design/VLMS_GLOS.docx
+++ b/gates/design/VLMS_GLOS.docx
@@ -201,7 +201,7 @@
                 <w:rFonts w:ascii="Arial" w:hAnsi="Arial"/>
                 <w:sz w:val="20"/>
               </w:rPr>
-              <w:t>1.1</w:t>
+              <w:t>1.2</w:t>
             </w:r>
           </w:p>
         </w:tc>
@@ -744,6 +744,80 @@
           </w:p>
         </w:tc>
       </w:tr>
+      <w:tr>
+        <w:tc>
+          <w:tcPr>
+            <w:tcW w:type="dxa" w:w="1150"/>
+            <w:shd w:val="clear" w:color="auto" w:fill="F3F4F6"/>
+          </w:tcPr>
+          <w:p>
+            <w:pPr>
+              <w:spacing w:after="40" w:before="40"/>
+            </w:pPr>
+            <w:r>
+              <w:rPr>
+                <w:rFonts w:ascii="Arial" w:hAnsi="Arial"/>
+                <w:sz w:val="20"/>
+              </w:rPr>
+              <w:t>1.2</w:t>
+            </w:r>
+          </w:p>
+        </w:tc>
+        <w:tc>
+          <w:tcPr>
+            <w:tcW w:type="dxa" w:w="1500"/>
+            <w:shd w:val="clear" w:color="auto" w:fill="F3F4F6"/>
+          </w:tcPr>
+          <w:p>
+            <w:pPr>
+              <w:spacing w:after="40" w:before="40"/>
+            </w:pPr>
+            <w:r>
+              <w:rPr>
+                <w:rFonts w:ascii="Arial" w:hAnsi="Arial"/>
+                <w:sz w:val="20"/>
+              </w:rPr>
+              <w:t>17 July 2026</w:t>
+            </w:r>
+          </w:p>
+        </w:tc>
+        <w:tc>
+          <w:tcPr>
+            <w:tcW w:type="dxa" w:w="2700"/>
+            <w:shd w:val="clear" w:color="auto" w:fill="F3F4F6"/>
+          </w:tcPr>
+          <w:p>
+            <w:pPr>
+              <w:spacing w:after="40" w:before="40"/>
+            </w:pPr>
+            <w:r>
+              <w:rPr>
+                <w:rFonts w:ascii="Arial" w:hAnsi="Arial"/>
+                <w:sz w:val="20"/>
+              </w:rPr>
+              <w:t>Philip</w:t>
+            </w:r>
+          </w:p>
+        </w:tc>
+        <w:tc>
+          <w:tcPr>
+            <w:tcW w:type="dxa" w:w="3676"/>
+            <w:shd w:val="clear" w:color="auto" w:fill="F3F4F6"/>
+          </w:tcPr>
+          <w:p>
+            <w:pPr>
+              <w:spacing w:after="40" w:before="40"/>
+            </w:pPr>
+            <w:r>
+              <w:rPr>
+                <w:rFonts w:ascii="Arial" w:hAnsi="Arial"/>
+                <w:sz w:val="20"/>
+              </w:rPr>
+              <w:t>Re-render addressing third design-gate review (Important finding, now fixed): the SensitiveDataAccessLog entry's write mechanism renamed from DbCommandInterceptor to IMaterializationInterceptor, matching the corrected ADR-0004.</w:t>
+            </w:r>
+          </w:p>
+        </w:tc>
+      </w:tr>
     </w:tbl>
     <w:p>
       <w:pPr>
@@ -818,7 +892,7 @@
       <w:tr>
         <w:tc>
           <w:tcPr>
-            <w:tcW w:type="dxa" w:w="2400"/>
+            <w:tcW w:type="dxa" w:w="2500"/>
             <w:shd w:val="clear" w:color="auto" w:fill="374151"/>
           </w:tcPr>
           <w:p>
@@ -838,7 +912,7 @@
         </w:tc>
         <w:tc>
           <w:tcPr>
-            <w:tcW w:type="dxa" w:w="6626"/>
+            <w:tcW w:type="dxa" w:w="6526"/>
             <w:shd w:val="clear" w:color="auto" w:fill="374151"/>
           </w:tcPr>
           <w:p>
@@ -860,7 +934,7 @@
       <w:tr>
         <w:tc>
           <w:tcPr>
-            <w:tcW w:type="dxa" w:w="2400"/>
+            <w:tcW w:type="dxa" w:w="2500"/>
             <w:shd w:val="clear" w:color="auto" w:fill="F3F4F6"/>
           </w:tcPr>
           <w:p>
@@ -878,7 +952,7 @@
         </w:tc>
         <w:tc>
           <w:tcPr>
-            <w:tcW w:type="dxa" w:w="6626"/>
+            <w:tcW w:type="dxa" w:w="6526"/>
             <w:shd w:val="clear" w:color="auto" w:fill="F3F4F6"/>
           </w:tcPr>
           <w:p>
@@ -898,7 +972,7 @@
       <w:tr>
         <w:tc>
           <w:tcPr>
-            <w:tcW w:type="dxa" w:w="2400"/>
+            <w:tcW w:type="dxa" w:w="2500"/>
             <w:shd w:val="clear" w:color="auto" w:fill="FFFFFF"/>
           </w:tcPr>
           <w:p>
@@ -916,7 +990,7 @@
         </w:tc>
         <w:tc>
           <w:tcPr>
-            <w:tcW w:type="dxa" w:w="6626"/>
+            <w:tcW w:type="dxa" w:w="6526"/>
             <w:shd w:val="clear" w:color="auto" w:fill="FFFFFF"/>
           </w:tcPr>
           <w:p>
@@ -936,7 +1010,7 @@
       <w:tr>
         <w:tc>
           <w:tcPr>
-            <w:tcW w:type="dxa" w:w="2400"/>
+            <w:tcW w:type="dxa" w:w="2500"/>
             <w:shd w:val="clear" w:color="auto" w:fill="F3F4F6"/>
           </w:tcPr>
           <w:p>
@@ -954,7 +1028,7 @@
         </w:tc>
         <w:tc>
           <w:tcPr>
-            <w:tcW w:type="dxa" w:w="6626"/>
+            <w:tcW w:type="dxa" w:w="6526"/>
             <w:shd w:val="clear" w:color="auto" w:fill="F3F4F6"/>
           </w:tcPr>
           <w:p>
@@ -974,7 +1048,7 @@
       <w:tr>
         <w:tc>
           <w:tcPr>
-            <w:tcW w:type="dxa" w:w="2400"/>
+            <w:tcW w:type="dxa" w:w="2500"/>
             <w:shd w:val="clear" w:color="auto" w:fill="FFFFFF"/>
           </w:tcPr>
           <w:p>
@@ -992,7 +1066,7 @@
         </w:tc>
         <w:tc>
           <w:tcPr>
-            <w:tcW w:type="dxa" w:w="6626"/>
+            <w:tcW w:type="dxa" w:w="6526"/>
             <w:shd w:val="clear" w:color="auto" w:fill="FFFFFF"/>
           </w:tcPr>
           <w:p>
@@ -1012,7 +1086,7 @@
       <w:tr>
         <w:tc>
           <w:tcPr>
-            <w:tcW w:type="dxa" w:w="2400"/>
+            <w:tcW w:type="dxa" w:w="2500"/>
             <w:shd w:val="clear" w:color="auto" w:fill="F3F4F6"/>
           </w:tcPr>
           <w:p>
@@ -1030,7 +1104,7 @@
         </w:tc>
         <w:tc>
           <w:tcPr>
-            <w:tcW w:type="dxa" w:w="6626"/>
+            <w:tcW w:type="dxa" w:w="6526"/>
             <w:shd w:val="clear" w:color="auto" w:fill="F3F4F6"/>
           </w:tcPr>
           <w:p>
@@ -1050,7 +1124,7 @@
       <w:tr>
         <w:tc>
           <w:tcPr>
-            <w:tcW w:type="dxa" w:w="2400"/>
+            <w:tcW w:type="dxa" w:w="2500"/>
             <w:shd w:val="clear" w:color="auto" w:fill="FFFFFF"/>
           </w:tcPr>
           <w:p>
@@ -1068,7 +1142,7 @@
         </w:tc>
         <w:tc>
           <w:tcPr>
-            <w:tcW w:type="dxa" w:w="6626"/>
+            <w:tcW w:type="dxa" w:w="6526"/>
             <w:shd w:val="clear" w:color="auto" w:fill="FFFFFF"/>
           </w:tcPr>
           <w:p>
@@ -1088,7 +1162,7 @@
       <w:tr>
         <w:tc>
           <w:tcPr>
-            <w:tcW w:type="dxa" w:w="2400"/>
+            <w:tcW w:type="dxa" w:w="2500"/>
             <w:shd w:val="clear" w:color="auto" w:fill="F3F4F6"/>
           </w:tcPr>
           <w:p>
@@ -1106,7 +1180,7 @@
         </w:tc>
         <w:tc>
           <w:tcPr>
-            <w:tcW w:type="dxa" w:w="6626"/>
+            <w:tcW w:type="dxa" w:w="6526"/>
             <w:shd w:val="clear" w:color="auto" w:fill="F3F4F6"/>
           </w:tcPr>
           <w:p>
@@ -1126,7 +1200,7 @@
       <w:tr>
         <w:tc>
           <w:tcPr>
-            <w:tcW w:type="dxa" w:w="2400"/>
+            <w:tcW w:type="dxa" w:w="2500"/>
             <w:shd w:val="clear" w:color="auto" w:fill="FFFFFF"/>
           </w:tcPr>
           <w:p>
@@ -1144,7 +1218,7 @@
         </w:tc>
         <w:tc>
           <w:tcPr>
-            <w:tcW w:type="dxa" w:w="6626"/>
+            <w:tcW w:type="dxa" w:w="6526"/>
             <w:shd w:val="clear" w:color="auto" w:fill="FFFFFF"/>
           </w:tcPr>
           <w:p>
@@ -1164,7 +1238,7 @@
       <w:tr>
         <w:tc>
           <w:tcPr>
-            <w:tcW w:type="dxa" w:w="2400"/>
+            <w:tcW w:type="dxa" w:w="2500"/>
             <w:shd w:val="clear" w:color="auto" w:fill="F3F4F6"/>
           </w:tcPr>
           <w:p>
@@ -1182,7 +1256,7 @@
         </w:tc>
         <w:tc>
           <w:tcPr>
-            <w:tcW w:type="dxa" w:w="6626"/>
+            <w:tcW w:type="dxa" w:w="6526"/>
             <w:shd w:val="clear" w:color="auto" w:fill="F3F4F6"/>
           </w:tcPr>
           <w:p>
@@ -1202,7 +1276,7 @@
       <w:tr>
         <w:tc>
           <w:tcPr>
-            <w:tcW w:type="dxa" w:w="2400"/>
+            <w:tcW w:type="dxa" w:w="2500"/>
             <w:shd w:val="clear" w:color="auto" w:fill="FFFFFF"/>
           </w:tcPr>
           <w:p>
@@ -1220,7 +1294,7 @@
         </w:tc>
         <w:tc>
           <w:tcPr>
-            <w:tcW w:type="dxa" w:w="6626"/>
+            <w:tcW w:type="dxa" w:w="6526"/>
             <w:shd w:val="clear" w:color="auto" w:fill="FFFFFF"/>
           </w:tcPr>
           <w:p>
@@ -1240,7 +1314,7 @@
       <w:tr>
         <w:tc>
           <w:tcPr>
-            <w:tcW w:type="dxa" w:w="2400"/>
+            <w:tcW w:type="dxa" w:w="2500"/>
             <w:shd w:val="clear" w:color="auto" w:fill="F3F4F6"/>
           </w:tcPr>
           <w:p>
@@ -1258,7 +1332,7 @@
         </w:tc>
         <w:tc>
           <w:tcPr>
-            <w:tcW w:type="dxa" w:w="6626"/>
+            <w:tcW w:type="dxa" w:w="6526"/>
             <w:shd w:val="clear" w:color="auto" w:fill="F3F4F6"/>
           </w:tcPr>
           <w:p>
@@ -1278,7 +1352,7 @@
       <w:tr>
         <w:tc>
           <w:tcPr>
-            <w:tcW w:type="dxa" w:w="2400"/>
+            <w:tcW w:type="dxa" w:w="2500"/>
             <w:shd w:val="clear" w:color="auto" w:fill="FFFFFF"/>
           </w:tcPr>
           <w:p>
@@ -1296,7 +1370,7 @@
         </w:tc>
         <w:tc>
           <w:tcPr>
-            <w:tcW w:type="dxa" w:w="6626"/>
+            <w:tcW w:type="dxa" w:w="6526"/>
             <w:shd w:val="clear" w:color="auto" w:fill="FFFFFF"/>
           </w:tcPr>
           <w:p>
@@ -1316,7 +1390,7 @@
       <w:tr>
         <w:tc>
           <w:tcPr>
-            <w:tcW w:type="dxa" w:w="2400"/>
+            <w:tcW w:type="dxa" w:w="2500"/>
             <w:shd w:val="clear" w:color="auto" w:fill="F3F4F6"/>
           </w:tcPr>
           <w:p>
@@ -1334,7 +1408,7 @@
         </w:tc>
         <w:tc>
           <w:tcPr>
-            <w:tcW w:type="dxa" w:w="6626"/>
+            <w:tcW w:type="dxa" w:w="6526"/>
             <w:shd w:val="clear" w:color="auto" w:fill="F3F4F6"/>
           </w:tcPr>
           <w:p>
@@ -1354,7 +1428,7 @@
       <w:tr>
         <w:tc>
           <w:tcPr>
-            <w:tcW w:type="dxa" w:w="2400"/>
+            <w:tcW w:type="dxa" w:w="2500"/>
             <w:shd w:val="clear" w:color="auto" w:fill="FFFFFF"/>
           </w:tcPr>
           <w:p>
@@ -1372,7 +1446,7 @@
         </w:tc>
         <w:tc>
           <w:tcPr>
-            <w:tcW w:type="dxa" w:w="6626"/>
+            <w:tcW w:type="dxa" w:w="6526"/>
             <w:shd w:val="clear" w:color="auto" w:fill="FFFFFF"/>
           </w:tcPr>
           <w:p>
@@ -1384,7 +1458,7 @@
                 <w:rFonts w:ascii="Arial" w:hAnsi="Arial"/>
                 <w:sz w:val="20"/>
               </w:rPr>
-              <w:t>The audit trail of reads (not just writes) of DbsCheck/ConsentSensitiveDetails, written by a DbCommandInterceptor, tamper-protected and retained 6 years (ADR-0004).</w:t>
+              <w:t>The audit trail of reads (not just writes) of DbsCheck/ConsentSensitiveDetails, written by an IMaterializationInterceptor, tamper-protected and retained 6 years (ADR-0004).</w:t>
             </w:r>
           </w:p>
         </w:tc>
@@ -1392,7 +1466,7 @@
       <w:tr>
         <w:tc>
           <w:tcPr>
-            <w:tcW w:type="dxa" w:w="2400"/>
+            <w:tcW w:type="dxa" w:w="2500"/>
             <w:shd w:val="clear" w:color="auto" w:fill="F3F4F6"/>
           </w:tcPr>
           <w:p>
@@ -1410,7 +1484,7 @@
         </w:tc>
         <w:tc>
           <w:tcPr>
-            <w:tcW w:type="dxa" w:w="6626"/>
+            <w:tcW w:type="dxa" w:w="6526"/>
             <w:shd w:val="clear" w:color="auto" w:fill="F3F4F6"/>
           </w:tcPr>
           <w:p>
@@ -1430,7 +1504,7 @@
       <w:tr>
         <w:tc>
           <w:tcPr>
-            <w:tcW w:type="dxa" w:w="2400"/>
+            <w:tcW w:type="dxa" w:w="2500"/>
             <w:shd w:val="clear" w:color="auto" w:fill="FFFFFF"/>
           </w:tcPr>
           <w:p>
@@ -1448,7 +1522,7 @@
         </w:tc>
         <w:tc>
           <w:tcPr>
-            <w:tcW w:type="dxa" w:w="6626"/>
+            <w:tcW w:type="dxa" w:w="6526"/>
             <w:shd w:val="clear" w:color="auto" w:fill="FFFFFF"/>
           </w:tcPr>
           <w:p>
@@ -1468,7 +1542,7 @@
       <w:tr>
         <w:tc>
           <w:tcPr>
-            <w:tcW w:type="dxa" w:w="2400"/>
+            <w:tcW w:type="dxa" w:w="2500"/>
             <w:shd w:val="clear" w:color="auto" w:fill="F3F4F6"/>
           </w:tcPr>
           <w:p>
@@ -1486,7 +1560,7 @@
         </w:tc>
         <w:tc>
           <w:tcPr>
-            <w:tcW w:type="dxa" w:w="6626"/>
+            <w:tcW w:type="dxa" w:w="6526"/>
             <w:shd w:val="clear" w:color="auto" w:fill="F3F4F6"/>
           </w:tcPr>
           <w:p>
@@ -1506,7 +1580,7 @@
       <w:tr>
         <w:tc>
           <w:tcPr>
-            <w:tcW w:type="dxa" w:w="2400"/>
+            <w:tcW w:type="dxa" w:w="2500"/>
             <w:shd w:val="clear" w:color="auto" w:fill="FFFFFF"/>
           </w:tcPr>
           <w:p>
@@ -1524,7 +1598,7 @@
         </w:tc>
         <w:tc>
           <w:tcPr>
-            <w:tcW w:type="dxa" w:w="6626"/>
+            <w:tcW w:type="dxa" w:w="6526"/>
             <w:shd w:val="clear" w:color="auto" w:fill="FFFFFF"/>
           </w:tcPr>
           <w:p>
@@ -1544,7 +1618,7 @@
       <w:tr>
         <w:tc>
           <w:tcPr>
-            <w:tcW w:type="dxa" w:w="2400"/>
+            <w:tcW w:type="dxa" w:w="2500"/>
             <w:shd w:val="clear" w:color="auto" w:fill="F3F4F6"/>
           </w:tcPr>
           <w:p>
@@ -1562,7 +1636,7 @@
         </w:tc>
         <w:tc>
           <w:tcPr>
-            <w:tcW w:type="dxa" w:w="6626"/>
+            <w:tcW w:type="dxa" w:w="6526"/>
             <w:shd w:val="clear" w:color="auto" w:fill="F3F4F6"/>
           </w:tcPr>
           <w:p>
@@ -1582,7 +1656,7 @@
       <w:tr>
         <w:tc>
           <w:tcPr>
-            <w:tcW w:type="dxa" w:w="2400"/>
+            <w:tcW w:type="dxa" w:w="2500"/>
             <w:shd w:val="clear" w:color="auto" w:fill="FFFFFF"/>
           </w:tcPr>
           <w:p>
@@ -1600,7 +1674,7 @@
         </w:tc>
         <w:tc>
           <w:tcPr>
-            <w:tcW w:type="dxa" w:w="6626"/>
+            <w:tcW w:type="dxa" w:w="6526"/>
             <w:shd w:val="clear" w:color="auto" w:fill="FFFFFF"/>
           </w:tcPr>
           <w:p>
@@ -1620,7 +1694,7 @@
       <w:tr>
         <w:tc>
           <w:tcPr>
-            <w:tcW w:type="dxa" w:w="2400"/>
+            <w:tcW w:type="dxa" w:w="2500"/>
             <w:shd w:val="clear" w:color="auto" w:fill="F3F4F6"/>
           </w:tcPr>
           <w:p>
@@ -1638,7 +1712,7 @@
         </w:tc>
         <w:tc>
           <w:tcPr>
-            <w:tcW w:type="dxa" w:w="6626"/>
+            <w:tcW w:type="dxa" w:w="6526"/>
             <w:shd w:val="clear" w:color="auto" w:fill="F3F4F6"/>
           </w:tcPr>
           <w:p>
@@ -1658,7 +1732,7 @@
       <w:tr>
         <w:tc>
           <w:tcPr>
-            <w:tcW w:type="dxa" w:w="2400"/>
+            <w:tcW w:type="dxa" w:w="2500"/>
             <w:shd w:val="clear" w:color="auto" w:fill="FFFFFF"/>
           </w:tcPr>
           <w:p>
@@ -1676,7 +1750,7 @@
         </w:tc>
         <w:tc>
           <w:tcPr>
-            <w:tcW w:type="dxa" w:w="6626"/>
+            <w:tcW w:type="dxa" w:w="6526"/>
             <w:shd w:val="clear" w:color="auto" w:fill="FFFFFF"/>
           </w:tcPr>
           <w:p>
